--- a/ind/docx/59.content.docx
+++ b/ind/docx/59.content.docx
@@ -7781,19 +7781,7 @@
         <w:rPr>
           <w:lang w:val="id_ID" w:bidi="id_ID"/>
         </w:rPr>
-        <w:t xml:space="preserve">). • Pada tahap awal perkembangan gereja ini (tahun 40-an M; lihat </w:t>
-      </w:r>
-      <w:r>
-        <w:rPr>
-          <w:lang w:val="id_ID" w:bidi="id_ID"/>
-        </w:rPr>
-        <w:t>Pengantar Kitab Yakobus</w:t>
-      </w:r>
-      <w:r>
-        <w:rPr>
-          <w:lang w:val="id_ID" w:bidi="id_ID"/>
-        </w:rPr>
-        <w:t xml:space="preserve">, “Tanggal dan Lokasi Penulisan”), kata gereja tampaknya merupakan istilah non-teknis yang berarti “jemaat, perhimpunan” (bandingkan </w:t>
+        <w:t xml:space="preserve">). • Pada tahap awal perkembangan gereja ini (tahun 40-an M; lihat Pengantar Kitab Yakobus, “Tanggal dan Lokasi Penulisan”), kata gereja tampaknya merupakan istilah non-teknis yang berarti “jemaat, perhimpunan” (bandingkan </w:t>
       </w:r>
       <w:r>
         <w:rPr>
